--- a/curriculum/reveal-documents/unit-5/teacher/unit-5-teacher-guide.docx
+++ b/curriculum/reveal-documents/unit-5/teacher/unit-5-teacher-guide.docx
@@ -27,6 +27,7 @@
     </w:p>
     <w:p>
       <w:pPr>
+        <w:pStyle w:val="Heading1"/>
         <w:spacing w:before="0" w:after="0" w:line="240" w:lineRule="auto"/>
       </w:pPr>
       <w:r>
@@ -42,6 +43,7 @@
     </w:p>
     <w:p>
       <w:pPr>
+        <w:pStyle w:val="Heading1"/>
         <w:pBdr>
           <w:bottom w:val="single" w:sz="12" w:space="8" w:color="003A70"/>
         </w:pBdr>
@@ -362,6 +364,7 @@
     </w:p>
     <w:p>
       <w:pPr>
+        <w:pStyle w:val="Heading1"/>
         <w:pageBreakBefore/>
         <w:pBdr>
           <w:bottom w:val="single" w:sz="4" w:space="5" w:color="C9CDD2"/>
@@ -587,7 +590,7 @@
                 <w:sz w:val="18"/>
                 <w:szCs w:val="18"/>
               </w:rPr>
-              <w:t xml:space="preserve">One fill-in page per session. Students complete it during the lesson.</w:t>
+              <w:t xml:space="preserve">Core notes plus model/reasoning pages for both sessions. Select the current session pages in Print Packets.</w:t>
             </w:r>
           </w:p>
         </w:tc>
@@ -634,7 +637,7 @@
                 <w:sz w:val="18"/>
                 <w:szCs w:val="18"/>
               </w:rPr>
-              <w:t xml:space="preserve">Form A (class) and Form B (reteach / retake) per session. Two pages, 12 problems, self-check code.</w:t>
+              <w:t xml:space="preserve">Form A (class) and Form B (reteach / retake) per session. 11 numbered problems with subparts. Use the lesson route to select the core set; see the current PDF for page count.</w:t>
             </w:r>
           </w:p>
         </w:tc>
@@ -728,7 +731,7 @@
                 <w:sz w:val="18"/>
                 <w:szCs w:val="18"/>
               </w:rPr>
-              <w:t xml:space="preserve">Homework Packet: one page per session. Level 1: same problems and answers, with a word bank, step frames and larger type.</w:t>
+              <w:t xml:space="preserve">Core: 1 page per session. Supported: 2 pages per session; print duplex as 2 sheets. Same problems and answers, with language supports.</w:t>
             </w:r>
           </w:p>
         </w:tc>
@@ -960,7 +963,7 @@
                 <w:sz w:val="18"/>
                 <w:szCs w:val="18"/>
               </w:rPr>
-              <w:t xml:space="preserve">Sort exit tickets into got it / almost / need help. Use Form B or Prerequisite Practice with the last two groups.</w:t>
+              <w:t xml:space="preserve">Use the lesson Teaching Support Guide to match errors to feedback, revision and a fresh check. Confidence ratings inform support; they do not replace work evidence.</w:t>
             </w:r>
           </w:p>
         </w:tc>
@@ -968,6 +971,7 @@
     </w:tbl>
     <w:p>
       <w:pPr>
+        <w:pStyle w:val="Heading1"/>
         <w:pageBreakBefore/>
         <w:pBdr>
           <w:bottom w:val="single" w:sz="4" w:space="5" w:color="C9CDD2"/>
@@ -1015,6 +1019,7 @@
       <w:tr>
         <w:trPr>
           <w:cantSplit/>
+          <w:tblHeader/>
         </w:trPr>
         <w:tc>
           <w:tcPr>
@@ -2486,6 +2491,528 @@
       <w:pPr>
         <w:spacing w:before="0" w:after="0" w:line="20" w:lineRule="exact"/>
       </w:pPr>
+    </w:p>
+    <w:p>
+      <w:r>
+        <w:br w:type="page"/>
+      </w:r>
+    </w:p>
+    <w:p>
+      <w:pPr>
+        <w:pStyle w:val="Heading1"/>
+        <w:keepNext/>
+        <w:spacing w:after="120" w:line="259" w:lineRule="auto"/>
+      </w:pPr>
+      <w:r>
+        <w:rPr>
+          <w:rFonts w:ascii="Arial" w:hAnsi="Arial"/>
+          <w:b/>
+          <w:color w:val="202B33"/>
+          <w:sz w:val="36"/>
+        </w:rPr>
+        <w:t>Teaching, assessment, and retrieval route</w:t>
+      </w:r>
+    </w:p>
+    <w:p>
+      <w:pPr>
+        <w:spacing w:after="120" w:line="259" w:lineRule="auto"/>
+      </w:pPr>
+      <w:r>
+        <w:rPr>
+          <w:rFonts w:ascii="Arial" w:hAnsi="Arial"/>
+          <w:b w:val="0"/>
+          <w:color w:val="202B33"/>
+          <w:sz w:val="23"/>
+        </w:rPr>
+        <w:t>Use the current lesson Teaching Support Guide for copy counts, planned 45-minute route, item-specific feedback, and a reserved recheck. Student notes now include full-size conceptual task pages; select them deliberately rather than assigning every page in one session.</w:t>
+      </w:r>
+    </w:p>
+    <w:tbl>
+      <w:tblPr>
+        <w:tblW w:type="auto" w:w="0"/>
+        <w:tblLayout w:type="fixed"/>
+        <w:tblLook w:firstColumn="1" w:firstRow="1" w:lastColumn="0" w:lastRow="0" w:noHBand="0" w:noVBand="1" w:val="04A0"/>
+        <w:tblBorders>
+          <w:top w:val="single" w:sz="4" w:color="AAB8C4"/>
+          <w:left w:val="single" w:sz="4" w:color="AAB8C4"/>
+          <w:bottom w:val="single" w:sz="4" w:color="AAB8C4"/>
+          <w:right w:val="single" w:sz="4" w:color="AAB8C4"/>
+          <w:insideH w:val="single" w:sz="4" w:color="AAB8C4"/>
+          <w:insideV w:val="single" w:sz="4" w:color="AAB8C4"/>
+        </w:tblBorders>
+      </w:tblPr>
+      <w:tblGrid>
+        <w:gridCol w:w="3168"/>
+        <w:gridCol w:w="3168"/>
+        <w:gridCol w:w="3168"/>
+      </w:tblGrid>
+      <w:tr>
+        <w:trPr>
+          <w:tblHeader/>
+          <w:cantSplit/>
+        </w:trPr>
+        <w:tc>
+          <w:tcPr>
+            <w:tcW w:type="dxa" w:w="2160"/>
+          </w:tcPr>
+          <w:p>
+            <w:pPr>
+              <w:spacing w:after="80" w:line="245" w:lineRule="auto"/>
+            </w:pPr>
+            <w:r>
+              <w:rPr>
+                <w:rFonts w:ascii="Arial" w:hAnsi="Arial"/>
+                <w:b/>
+                <w:color w:val="003A70"/>
+                <w:sz w:val="21"/>
+              </w:rPr>
+              <w:t>Resource</w:t>
+            </w:r>
+          </w:p>
+        </w:tc>
+        <w:tc>
+          <w:tcPr>
+            <w:tcW w:type="dxa" w:w="4032"/>
+          </w:tcPr>
+          <w:p>
+            <w:pPr>
+              <w:spacing w:after="80" w:line="245" w:lineRule="auto"/>
+            </w:pPr>
+            <w:r>
+              <w:rPr>
+                <w:rFonts w:ascii="Arial" w:hAnsi="Arial"/>
+                <w:b/>
+                <w:color w:val="003A70"/>
+                <w:sz w:val="21"/>
+              </w:rPr>
+              <w:t>Use</w:t>
+            </w:r>
+          </w:p>
+        </w:tc>
+        <w:tc>
+          <w:tcPr>
+            <w:tcW w:type="dxa" w:w="3744"/>
+          </w:tcPr>
+          <w:p>
+            <w:pPr>
+              <w:spacing w:after="80" w:line="245" w:lineRule="auto"/>
+            </w:pPr>
+            <w:r>
+              <w:rPr>
+                <w:rFonts w:ascii="Arial" w:hAnsi="Arial"/>
+                <w:b/>
+                <w:color w:val="003A70"/>
+                <w:sz w:val="21"/>
+              </w:rPr>
+              <w:t>Key/response</w:t>
+            </w:r>
+          </w:p>
+        </w:tc>
+      </w:tr>
+      <w:tr>
+        <w:trPr>
+          <w:cantSplit/>
+        </w:trPr>
+        <w:tc>
+          <w:tcPr>
+            <w:tcW w:type="dxa" w:w="2160"/>
+          </w:tcPr>
+          <w:p>
+            <w:pPr>
+              <w:spacing w:after="80" w:line="245" w:lineRule="auto"/>
+            </w:pPr>
+            <w:r>
+              <w:rPr>
+                <w:rFonts w:ascii="Arial" w:hAnsi="Arial"/>
+                <w:b w:val="0"/>
+                <w:color w:val="202B33"/>
+                <w:sz w:val="21"/>
+              </w:rPr>
+              <w:t>Readiness Check</w:t>
+            </w:r>
+          </w:p>
+        </w:tc>
+        <w:tc>
+          <w:tcPr>
+            <w:tcW w:type="dxa" w:w="4032"/>
+          </w:tcPr>
+          <w:p>
+            <w:pPr>
+              <w:spacing w:after="80" w:line="245" w:lineRule="auto"/>
+            </w:pPr>
+            <w:r>
+              <w:rPr>
+                <w:rFonts w:ascii="Arial" w:hAnsi="Arial"/>
+                <w:b w:val="0"/>
+                <w:color w:val="202B33"/>
+                <w:sz w:val="21"/>
+              </w:rPr>
+              <w:t>Before the unit; identify access to upcoming skills.</w:t>
+            </w:r>
+          </w:p>
+        </w:tc>
+        <w:tc>
+          <w:tcPr>
+            <w:tcW w:type="dxa" w:w="3744"/>
+          </w:tcPr>
+          <w:p>
+            <w:pPr>
+              <w:spacing w:after="80" w:line="245" w:lineRule="auto"/>
+            </w:pPr>
+            <w:r>
+              <w:rPr>
+                <w:rFonts w:ascii="Arial" w:hAnsi="Arial"/>
+                <w:b w:val="0"/>
+                <w:color w:val="202B33"/>
+                <w:sz w:val="21"/>
+              </w:rPr>
+              <w:t>Matching Teacher Key; plan prerequisites without labeling students.</w:t>
+            </w:r>
+          </w:p>
+        </w:tc>
+      </w:tr>
+      <w:tr>
+        <w:trPr>
+          <w:cantSplit/>
+        </w:trPr>
+        <w:tc>
+          <w:tcPr>
+            <w:tcW w:type="dxa" w:w="2160"/>
+          </w:tcPr>
+          <w:p>
+            <w:pPr>
+              <w:spacing w:after="80" w:line="245" w:lineRule="auto"/>
+            </w:pPr>
+            <w:r>
+              <w:rPr>
+                <w:rFonts w:ascii="Arial" w:hAnsi="Arial"/>
+                <w:b w:val="0"/>
+                <w:color w:val="202B33"/>
+                <w:sz w:val="21"/>
+              </w:rPr>
+              <w:t>Midunit Check</w:t>
+            </w:r>
+          </w:p>
+        </w:tc>
+        <w:tc>
+          <w:tcPr>
+            <w:tcW w:type="dxa" w:w="4032"/>
+          </w:tcPr>
+          <w:p>
+            <w:pPr>
+              <w:spacing w:after="80" w:line="245" w:lineRule="auto"/>
+            </w:pPr>
+            <w:r>
+              <w:rPr>
+                <w:rFonts w:ascii="Arial" w:hAnsi="Arial"/>
+                <w:b w:val="0"/>
+                <w:color w:val="202B33"/>
+                <w:sz w:val="21"/>
+              </w:rPr>
+              <w:t>After the first half of the unit.</w:t>
+            </w:r>
+          </w:p>
+        </w:tc>
+        <w:tc>
+          <w:tcPr>
+            <w:tcW w:type="dxa" w:w="3744"/>
+          </w:tcPr>
+          <w:p>
+            <w:pPr>
+              <w:spacing w:after="80" w:line="245" w:lineRule="auto"/>
+            </w:pPr>
+            <w:r>
+              <w:rPr>
+                <w:rFonts w:ascii="Arial" w:hAnsi="Arial"/>
+                <w:b w:val="0"/>
+                <w:color w:val="202B33"/>
+                <w:sz w:val="21"/>
+              </w:rPr>
+              <w:t>Review the item scope before assigning; use the matching key.</w:t>
+            </w:r>
+          </w:p>
+        </w:tc>
+      </w:tr>
+      <w:tr>
+        <w:trPr>
+          <w:cantSplit/>
+        </w:trPr>
+        <w:tc>
+          <w:tcPr>
+            <w:tcW w:type="dxa" w:w="2160"/>
+          </w:tcPr>
+          <w:p>
+            <w:pPr>
+              <w:spacing w:after="80" w:line="245" w:lineRule="auto"/>
+            </w:pPr>
+            <w:r>
+              <w:rPr>
+                <w:rFonts w:ascii="Arial" w:hAnsi="Arial"/>
+                <w:b w:val="0"/>
+                <w:color w:val="202B33"/>
+                <w:sz w:val="21"/>
+              </w:rPr>
+              <w:t>End Form A</w:t>
+            </w:r>
+          </w:p>
+        </w:tc>
+        <w:tc>
+          <w:tcPr>
+            <w:tcW w:type="dxa" w:w="4032"/>
+          </w:tcPr>
+          <w:p>
+            <w:pPr>
+              <w:spacing w:after="80" w:line="245" w:lineRule="auto"/>
+            </w:pPr>
+            <w:r>
+              <w:rPr>
+                <w:rFonts w:ascii="Arial" w:hAnsi="Arial"/>
+                <w:b w:val="0"/>
+                <w:color w:val="202B33"/>
+                <w:sz w:val="21"/>
+              </w:rPr>
+              <w:t>After all relevant targets have been taught.</w:t>
+            </w:r>
+          </w:p>
+        </w:tc>
+        <w:tc>
+          <w:tcPr>
+            <w:tcW w:type="dxa" w:w="3744"/>
+          </w:tcPr>
+          <w:p>
+            <w:pPr>
+              <w:spacing w:after="80" w:line="245" w:lineRule="auto"/>
+            </w:pPr>
+            <w:r>
+              <w:rPr>
+                <w:rFonts w:ascii="Arial" w:hAnsi="Arial"/>
+                <w:b w:val="0"/>
+                <w:color w:val="202B33"/>
+                <w:sz w:val="21"/>
+              </w:rPr>
+              <w:t>Separate Teacher Key; item criteria and partial credit.</w:t>
+            </w:r>
+          </w:p>
+        </w:tc>
+      </w:tr>
+      <w:tr>
+        <w:trPr>
+          <w:cantSplit/>
+        </w:trPr>
+        <w:tc>
+          <w:tcPr>
+            <w:tcW w:type="dxa" w:w="2160"/>
+          </w:tcPr>
+          <w:p>
+            <w:pPr>
+              <w:spacing w:after="80" w:line="245" w:lineRule="auto"/>
+            </w:pPr>
+            <w:r>
+              <w:rPr>
+                <w:rFonts w:ascii="Arial" w:hAnsi="Arial"/>
+                <w:b w:val="0"/>
+                <w:color w:val="202B33"/>
+                <w:sz w:val="21"/>
+              </w:rPr>
+              <w:t>End Form B</w:t>
+            </w:r>
+          </w:p>
+        </w:tc>
+        <w:tc>
+          <w:tcPr>
+            <w:tcW w:type="dxa" w:w="4032"/>
+          </w:tcPr>
+          <w:p>
+            <w:pPr>
+              <w:spacing w:after="80" w:line="245" w:lineRule="auto"/>
+            </w:pPr>
+            <w:r>
+              <w:rPr>
+                <w:rFonts w:ascii="Arial" w:hAnsi="Arial"/>
+                <w:b w:val="0"/>
+                <w:color w:val="202B33"/>
+                <w:sz w:val="21"/>
+              </w:rPr>
+              <w:t>After revision, only if unseen.</w:t>
+            </w:r>
+          </w:p>
+        </w:tc>
+        <w:tc>
+          <w:tcPr>
+            <w:tcW w:type="dxa" w:w="3744"/>
+          </w:tcPr>
+          <w:p>
+            <w:pPr>
+              <w:spacing w:after="80" w:line="245" w:lineRule="auto"/>
+            </w:pPr>
+            <w:r>
+              <w:rPr>
+                <w:rFonts w:ascii="Arial" w:hAnsi="Arial"/>
+                <w:b w:val="0"/>
+                <w:color w:val="202B33"/>
+                <w:sz w:val="21"/>
+              </w:rPr>
+              <w:t>Parallel Teacher Key; independent evidence.</w:t>
+            </w:r>
+          </w:p>
+        </w:tc>
+      </w:tr>
+      <w:tr>
+        <w:trPr>
+          <w:cantSplit/>
+        </w:trPr>
+        <w:tc>
+          <w:tcPr>
+            <w:tcW w:type="dxa" w:w="2160"/>
+          </w:tcPr>
+          <w:p>
+            <w:pPr>
+              <w:spacing w:after="80" w:line="245" w:lineRule="auto"/>
+            </w:pPr>
+            <w:r>
+              <w:rPr>
+                <w:rFonts w:ascii="Arial" w:hAnsi="Arial"/>
+                <w:b w:val="0"/>
+                <w:color w:val="202B33"/>
+                <w:sz w:val="21"/>
+              </w:rPr>
+              <w:t>Synthesis Task</w:t>
+            </w:r>
+          </w:p>
+        </w:tc>
+        <w:tc>
+          <w:tcPr>
+            <w:tcW w:type="dxa" w:w="4032"/>
+          </w:tcPr>
+          <w:p>
+            <w:pPr>
+              <w:spacing w:after="80" w:line="245" w:lineRule="auto"/>
+            </w:pPr>
+            <w:r>
+              <w:rPr>
+                <w:rFonts w:ascii="Arial" w:hAnsi="Arial"/>
+                <w:b w:val="0"/>
+                <w:color w:val="202B33"/>
+                <w:sz w:val="21"/>
+              </w:rPr>
+              <w:t>Connect several taught representations and decisions.</w:t>
+            </w:r>
+          </w:p>
+        </w:tc>
+        <w:tc>
+          <w:tcPr>
+            <w:tcW w:type="dxa" w:w="3744"/>
+          </w:tcPr>
+          <w:p>
+            <w:pPr>
+              <w:spacing w:after="80" w:line="245" w:lineRule="auto"/>
+            </w:pPr>
+            <w:r>
+              <w:rPr>
+                <w:rFonts w:ascii="Arial" w:hAnsi="Arial"/>
+                <w:b w:val="0"/>
+                <w:color w:val="202B33"/>
+                <w:sz w:val="21"/>
+              </w:rPr>
+              <w:t>Worked anchor and an 8-point analytic rubric.</w:t>
+            </w:r>
+          </w:p>
+        </w:tc>
+      </w:tr>
+    </w:tbl>
+    <w:p>
+      <w:pPr>
+        <w:spacing w:after="120" w:line="259" w:lineRule="auto"/>
+      </w:pPr>
+      <w:r>
+        <w:rPr>
+          <w:rFonts w:ascii="Arial" w:hAnsi="Arial"/>
+          <w:b w:val="0"/>
+          <w:color w:val="202B33"/>
+          <w:sz w:val="23"/>
+        </w:rPr>
+        <w:t>Readiness and midunit checks are short teacher-authored samples, not exhaustive tests. The end forms also sample the unit; use lesson exit evidence for targets not sampled. Preserve the existing Unit 3 Version B test as a separate publisher-aligned retained assessment.</w:t>
+      </w:r>
+    </w:p>
+    <w:p>
+      <w:pPr>
+        <w:pStyle w:val="Heading2"/>
+        <w:keepNext/>
+        <w:spacing w:after="120" w:line="259" w:lineRule="auto"/>
+      </w:pPr>
+      <w:r>
+        <w:rPr>
+          <w:rFonts w:ascii="Arial" w:hAnsi="Arial"/>
+          <w:b/>
+          <w:color w:val="202B33"/>
+          <w:sz w:val="25"/>
+        </w:rPr>
+        <w:t>Retrieval and intervention</w:t>
+      </w:r>
+    </w:p>
+    <w:p>
+      <w:pPr>
+        <w:spacing w:after="60" w:line="259" w:lineRule="auto"/>
+      </w:pPr>
+      <w:r>
+        <w:t>5.1: retrieve one independent item after two lessons and about one week; use the lesson guide to target model, arithmetic, or explanation errors.</w:t>
+      </w:r>
+    </w:p>
+    <w:p>
+      <w:pPr>
+        <w:spacing w:after="60" w:line="259" w:lineRule="auto"/>
+      </w:pPr>
+      <w:r>
+        <w:t>5.2: retrieve one independent item after two lessons and about one week; use the lesson guide to target model, arithmetic, or explanation errors.</w:t>
+      </w:r>
+    </w:p>
+    <w:p>
+      <w:pPr>
+        <w:spacing w:after="60" w:line="259" w:lineRule="auto"/>
+      </w:pPr>
+      <w:r>
+        <w:t>5.3: retrieve one independent item after two lessons and about one week; use the lesson guide to target model, arithmetic, or explanation errors.</w:t>
+      </w:r>
+    </w:p>
+    <w:p>
+      <w:pPr>
+        <w:spacing w:after="60" w:line="259" w:lineRule="auto"/>
+      </w:pPr>
+      <w:r>
+        <w:t>5.4: retrieve one independent item after two lessons and about one week; use the lesson guide to target model, arithmetic, or explanation errors.</w:t>
+      </w:r>
+    </w:p>
+    <w:p>
+      <w:pPr>
+        <w:spacing w:after="60" w:line="259" w:lineRule="auto"/>
+      </w:pPr>
+      <w:r>
+        <w:t>5.5: retrieve one independent item after two lessons and about one week; use the lesson guide to target model, arithmetic, or explanation errors.</w:t>
+      </w:r>
+    </w:p>
+    <w:p>
+      <w:pPr>
+        <w:spacing w:after="60" w:line="259" w:lineRule="auto"/>
+      </w:pPr>
+      <w:r>
+        <w:t>5.6: retrieve one independent item after two lessons and about one week; use the lesson guide to target model, arithmetic, or explanation errors.</w:t>
+      </w:r>
+    </w:p>
+    <w:p>
+      <w:pPr>
+        <w:spacing w:after="60" w:line="259" w:lineRule="auto"/>
+      </w:pPr>
+      <w:r>
+        <w:t>5.7: retrieve one independent item after two lessons and about one week; use the lesson guide to target model, arithmetic, or explanation errors.</w:t>
+      </w:r>
+    </w:p>
+    <w:p>
+      <w:pPr>
+        <w:spacing w:after="60" w:line="259" w:lineRule="auto"/>
+      </w:pPr>
+      <w:r>
+        <w:t>5.8: retrieve one independent item after two lessons and about one week; use the lesson guide to target model, arithmetic, or explanation errors.</w:t>
+      </w:r>
     </w:p>
     <w:sectPr>
       <w:footerReference w:type="default" r:id="rIdFooter1"/>
@@ -2570,7 +3097,106 @@
               <w:sz w:val="15"/>
               <w:szCs w:val="15"/>
             </w:rPr>
-            <w:t xml:space="preserve">Teacher Guide</w:t>
+            <w:t xml:space="preserve">Page </w:t>
+          </w:r>
+          <w:r>
+            <w:rPr>
+              <w:rFonts w:ascii="Avenir Next" w:hAnsi="Avenir Next" w:cs="Avenir Next" w:eastAsia="Avenir Next"/>
+              <w:color w:val="5A5F66"/>
+              <w:sz w:val="15"/>
+              <w:szCs w:val="15"/>
+            </w:rPr>
+            <w:fldChar w:fldCharType="begin"/>
+          </w:r>
+          <w:r>
+            <w:rPr>
+              <w:rFonts w:ascii="Avenir Next" w:hAnsi="Avenir Next" w:cs="Avenir Next" w:eastAsia="Avenir Next"/>
+              <w:color w:val="5A5F66"/>
+              <w:sz w:val="15"/>
+              <w:szCs w:val="15"/>
+            </w:rPr>
+            <w:instrText xml:space="preserve"> PAGE </w:instrText>
+          </w:r>
+          <w:r>
+            <w:rPr>
+              <w:rFonts w:ascii="Avenir Next" w:hAnsi="Avenir Next" w:cs="Avenir Next" w:eastAsia="Avenir Next"/>
+              <w:color w:val="5A5F66"/>
+              <w:sz w:val="15"/>
+              <w:szCs w:val="15"/>
+            </w:rPr>
+            <w:fldChar w:fldCharType="separate"/>
+          </w:r>
+          <w:r>
+            <w:rPr>
+              <w:rFonts w:ascii="Avenir Next" w:hAnsi="Avenir Next" w:cs="Avenir Next" w:eastAsia="Avenir Next"/>
+              <w:color w:val="5A5F66"/>
+              <w:sz w:val="15"/>
+              <w:szCs w:val="15"/>
+            </w:rPr>
+            <w:t xml:space="preserve">1</w:t>
+          </w:r>
+          <w:r>
+            <w:rPr>
+              <w:rFonts w:ascii="Avenir Next" w:hAnsi="Avenir Next" w:cs="Avenir Next" w:eastAsia="Avenir Next"/>
+              <w:color w:val="5A5F66"/>
+              <w:sz w:val="15"/>
+              <w:szCs w:val="15"/>
+            </w:rPr>
+            <w:fldChar w:fldCharType="end"/>
+          </w:r>
+          <w:r>
+            <w:rPr>
+              <w:rFonts w:ascii="Avenir Next" w:hAnsi="Avenir Next" w:cs="Avenir Next" w:eastAsia="Avenir Next"/>
+              <w:color w:val="5A5F66"/>
+              <w:sz w:val="15"/>
+              <w:szCs w:val="15"/>
+            </w:rPr>
+            <w:t xml:space="preserve"> of </w:t>
+          </w:r>
+          <w:r>
+            <w:rPr>
+              <w:rFonts w:ascii="Avenir Next" w:hAnsi="Avenir Next" w:cs="Avenir Next" w:eastAsia="Avenir Next"/>
+              <w:color w:val="5A5F66"/>
+              <w:sz w:val="15"/>
+              <w:szCs w:val="15"/>
+            </w:rPr>
+            <w:fldChar w:fldCharType="begin"/>
+          </w:r>
+          <w:r>
+            <w:rPr>
+              <w:rFonts w:ascii="Avenir Next" w:hAnsi="Avenir Next" w:cs="Avenir Next" w:eastAsia="Avenir Next"/>
+              <w:color w:val="5A5F66"/>
+              <w:sz w:val="15"/>
+              <w:szCs w:val="15"/>
+            </w:rPr>
+            <w:instrText xml:space="preserve"> NUMPAGES </w:instrText>
+          </w:r>
+          <w:r>
+            <w:rPr>
+              <w:rFonts w:ascii="Avenir Next" w:hAnsi="Avenir Next" w:cs="Avenir Next" w:eastAsia="Avenir Next"/>
+              <w:color w:val="5A5F66"/>
+              <w:sz w:val="15"/>
+              <w:szCs w:val="15"/>
+            </w:rPr>
+            <w:fldChar w:fldCharType="separate"/>
+          </w:r>
+          <w:r>
+            <w:rPr>
+              <w:rFonts w:ascii="Avenir Next" w:hAnsi="Avenir Next" w:cs="Avenir Next" w:eastAsia="Avenir Next"/>
+              <w:color w:val="5A5F66"/>
+              <w:sz w:val="15"/>
+              <w:szCs w:val="15"/>
+            </w:rPr>
+            <w:t xml:space="preserve">1</w:t>
+          </w:r>
+          <w:r>
+            <w:rPr>
+              <w:rFonts w:ascii="Avenir Next" w:hAnsi="Avenir Next" w:cs="Avenir Next" w:eastAsia="Avenir Next"/>
+              <w:color w:val="5A5F66"/>
+              <w:sz w:val="15"/>
+              <w:szCs w:val="15"/>
+            </w:rPr>
+            <w:fldChar w:fldCharType="end"/>
           </w:r>
         </w:p>
       </w:tc>
@@ -2613,5 +3239,23 @@
       </w:tblCellMar>
     </w:tblPr>
   </w:style>
+  <w:style w:type="paragraph" w:styleId="Heading1">
+    <w:name w:val="heading 1"/>
+    <w:basedOn w:val="Normal"/>
+    <w:pPr>
+      <w:outlineLvl w:val="0"/>
+      <w:keepNext w:val="0"/>
+      <w:keepLines w:val="0"/>
+    </w:pPr>
+  </w:style>
+  <w:style w:type="paragraph" w:styleId="Heading2">
+    <w:name w:val="heading 2"/>
+    <w:basedOn w:val="Normal"/>
+    <w:pPr>
+      <w:outlineLvl w:val="1"/>
+      <w:keepNext w:val="0"/>
+      <w:keepLines w:val="0"/>
+    </w:pPr>
+  </w:style>
 </w:styles>
 </file>